--- a/L2 Web Application Development Log.docx
+++ b/L2 Web Application Development Log.docx
@@ -1182,6 +1182,9 @@
             </w:pPr>
             <w:r>
               <w:t>Finish my ERD</w:t>
+            </w:r>
+            <w:r>
+              <w:t xml:space="preserve">  and wireframe</w:t>
             </w:r>
           </w:p>
         </w:tc>

--- a/L2 Web Application Development Log.docx
+++ b/L2 Web Application Development Log.docx
@@ -65,7 +65,23 @@
                 <w:b/>
                 <w:bCs/>
               </w:rPr>
-              <w:t>Project link on Github:</w:t>
+              <w:t xml:space="preserve">Project link on </w:t>
+            </w:r>
+            <w:proofErr w:type="spellStart"/>
+            <w:r>
+              <w:rPr>
+                <w:b/>
+                <w:bCs/>
+              </w:rPr>
+              <w:t>Github</w:t>
+            </w:r>
+            <w:proofErr w:type="spellEnd"/>
+            <w:r>
+              <w:rPr>
+                <w:b/>
+                <w:bCs/>
+              </w:rPr>
+              <w:t>:</w:t>
             </w:r>
           </w:p>
         </w:tc>
@@ -300,7 +316,15 @@
               <w:t>experience</w:t>
             </w:r>
             <w:r>
-              <w:t xml:space="preserve"> they are looking for (E.g. Dairy, beef, hort, fisheries</w:t>
+              <w:t xml:space="preserve"> they are looking for (E.g. Dairy, beef, </w:t>
+            </w:r>
+            <w:proofErr w:type="spellStart"/>
+            <w:r>
+              <w:t>hort</w:t>
+            </w:r>
+            <w:proofErr w:type="spellEnd"/>
+            <w:r>
+              <w:t>, fisheries</w:t>
             </w:r>
             <w:r>
               <w:t xml:space="preserve">). Farm owners will be able to list what kind of experience they are able to offer. </w:t>
@@ -419,6 +443,7 @@
                 <w:rFonts w:ascii="Calibri" w:eastAsia="Calibri" w:hAnsi="Calibri" w:cs="Calibri"/>
                 <w:noProof/>
               </w:rPr>
+              <w:lastRenderedPageBreak/>
               <w:drawing>
                 <wp:inline distT="0" distB="0" distL="0" distR="0" wp14:anchorId="7FFC29DF" wp14:editId="575C1168">
                   <wp:extent cx="3352800" cy="2997140"/>
@@ -513,12 +538,21 @@
                 <w:bCs/>
               </w:rPr>
             </w:pPr>
+            <w:proofErr w:type="spellStart"/>
             <w:r>
               <w:rPr>
                 <w:b/>
                 <w:bCs/>
               </w:rPr>
-              <w:t>WebPage Design- Wireframe and/or Palette</w:t>
+              <w:t>WebPage</w:t>
+            </w:r>
+            <w:proofErr w:type="spellEnd"/>
+            <w:r>
+              <w:rPr>
+                <w:b/>
+                <w:bCs/>
+              </w:rPr>
+              <w:t xml:space="preserve"> Design- Wireframe and/or Palette</w:t>
             </w:r>
           </w:p>
         </w:tc>
@@ -540,17 +574,74 @@
               <w:spacing w:line="240" w:lineRule="auto"/>
             </w:pPr>
             <w:r>
-              <w:rPr>
-                <w:noProof/>
-              </w:rPr>
               <w:drawing>
-                <wp:anchor distT="0" distB="0" distL="114300" distR="114300" simplePos="0" relativeHeight="251658240" behindDoc="0" locked="0" layoutInCell="1" allowOverlap="1" wp14:anchorId="64790BD3" wp14:editId="3A8D43B5">
+                <wp:anchor distT="0" distB="0" distL="114300" distR="114300" simplePos="0" relativeHeight="251660288" behindDoc="0" locked="0" layoutInCell="1" allowOverlap="1" wp14:anchorId="44FD6722" wp14:editId="2848C2BB">
                   <wp:simplePos x="0" y="0"/>
                   <wp:positionH relativeFrom="column">
-                    <wp:posOffset>-171450</wp:posOffset>
+                    <wp:posOffset>3272155</wp:posOffset>
                   </wp:positionH>
                   <wp:positionV relativeFrom="paragraph">
-                    <wp:posOffset>318</wp:posOffset>
+                    <wp:posOffset>250825</wp:posOffset>
+                  </wp:positionV>
+                  <wp:extent cx="3300095" cy="1783715"/>
+                  <wp:effectExtent l="0" t="0" r="0" b="6985"/>
+                  <wp:wrapSquare wrapText="bothSides"/>
+                  <wp:docPr id="40315138" name="Picture 1"/>
+                  <wp:cNvGraphicFramePr>
+                    <a:graphicFrameLocks xmlns:a="http://schemas.openxmlformats.org/drawingml/2006/main" noChangeAspect="1"/>
+                  </wp:cNvGraphicFramePr>
+                  <a:graphic xmlns:a="http://schemas.openxmlformats.org/drawingml/2006/main">
+                    <a:graphicData uri="http://schemas.openxmlformats.org/drawingml/2006/picture">
+                      <pic:pic xmlns:pic="http://schemas.openxmlformats.org/drawingml/2006/picture">
+                        <pic:nvPicPr>
+                          <pic:cNvPr id="40315138" name=""/>
+                          <pic:cNvPicPr/>
+                        </pic:nvPicPr>
+                        <pic:blipFill>
+                          <a:blip r:embed="rId8" cstate="print">
+                            <a:extLst>
+                              <a:ext uri="{28A0092B-C50C-407E-A947-70E740481C1C}">
+                                <a14:useLocalDpi xmlns:a14="http://schemas.microsoft.com/office/drawing/2010/main" val="0"/>
+                              </a:ext>
+                            </a:extLst>
+                          </a:blip>
+                          <a:stretch>
+                            <a:fillRect/>
+                          </a:stretch>
+                        </pic:blipFill>
+                        <pic:spPr>
+                          <a:xfrm>
+                            <a:off x="0" y="0"/>
+                            <a:ext cx="3300095" cy="1783715"/>
+                          </a:xfrm>
+                          <a:prstGeom prst="rect">
+                            <a:avLst/>
+                          </a:prstGeom>
+                        </pic:spPr>
+                      </pic:pic>
+                    </a:graphicData>
+                  </a:graphic>
+                  <wp14:sizeRelH relativeFrom="margin">
+                    <wp14:pctWidth>0</wp14:pctWidth>
+                  </wp14:sizeRelH>
+                  <wp14:sizeRelV relativeFrom="margin">
+                    <wp14:pctHeight>0</wp14:pctHeight>
+                  </wp14:sizeRelV>
+                </wp:anchor>
+              </w:drawing>
+            </w:r>
+            <w:r>
+              <w:rPr>
+                <w:noProof/>
+              </w:rPr>
+              <w:drawing>
+                <wp:anchor distT="0" distB="0" distL="114300" distR="114300" simplePos="0" relativeHeight="251658240" behindDoc="0" locked="0" layoutInCell="1" allowOverlap="1" wp14:anchorId="64790BD3" wp14:editId="1E45EF65">
+                  <wp:simplePos x="0" y="0"/>
+                  <wp:positionH relativeFrom="column">
+                    <wp:posOffset>-56808</wp:posOffset>
+                  </wp:positionH>
+                  <wp:positionV relativeFrom="paragraph">
+                    <wp:posOffset>488</wp:posOffset>
                   </wp:positionV>
                   <wp:extent cx="3414713" cy="3973520"/>
                   <wp:effectExtent l="0" t="0" r="0" b="8255"/>
@@ -567,7 +658,7 @@
                           <pic:cNvPicPr/>
                         </pic:nvPicPr>
                         <pic:blipFill>
-                          <a:blip r:embed="rId8">
+                          <a:blip r:embed="rId9">
                             <a:extLst>
                               <a:ext uri="{28A0092B-C50C-407E-A947-70E740481C1C}">
                                 <a14:useLocalDpi xmlns:a14="http://schemas.microsoft.com/office/drawing/2010/main" val="0"/>
@@ -581,7 +672,7 @@
                         <pic:spPr>
                           <a:xfrm>
                             <a:off x="0" y="0"/>
-                            <a:ext cx="3426056" cy="3986719"/>
+                            <a:ext cx="3414713" cy="3973520"/>
                           </a:xfrm>
                           <a:prstGeom prst="rect">
                             <a:avLst/>
@@ -695,28 +786,11 @@
               <w:widowControl w:val="0"/>
               <w:spacing w:line="240" w:lineRule="auto"/>
             </w:pPr>
-          </w:p>
-          <w:p>
-            <w:pPr>
-              <w:widowControl w:val="0"/>
-              <w:spacing w:line="240" w:lineRule="auto"/>
-            </w:pPr>
-          </w:p>
-          <w:p>
-            <w:pPr>
-              <w:widowControl w:val="0"/>
-              <w:spacing w:line="240" w:lineRule="auto"/>
-            </w:pPr>
-          </w:p>
-          <w:p>
-            <w:pPr>
-              <w:widowControl w:val="0"/>
-              <w:spacing w:line="240" w:lineRule="auto"/>
-            </w:pPr>
             <w:r>
               <w:rPr>
                 <w:noProof/>
               </w:rPr>
+              <w:lastRenderedPageBreak/>
               <w:drawing>
                 <wp:anchor distT="0" distB="0" distL="114300" distR="114300" simplePos="0" relativeHeight="251659264" behindDoc="0" locked="0" layoutInCell="1" allowOverlap="1" wp14:anchorId="1FE0036C" wp14:editId="09F98CDD">
                   <wp:simplePos x="0" y="0"/>
@@ -749,7 +823,7 @@
                           <pic:cNvPicPr/>
                         </pic:nvPicPr>
                         <pic:blipFill>
-                          <a:blip r:embed="rId9" cstate="print">
+                          <a:blip r:embed="rId10" cstate="print">
                             <a:extLst>
                               <a:ext uri="{28A0092B-C50C-407E-A947-70E740481C1C}">
                                 <a14:useLocalDpi xmlns:a14="http://schemas.microsoft.com/office/drawing/2010/main" val="0"/>
@@ -1030,6 +1104,7 @@
       <w:bookmarkStart w:id="6" w:name="_1fob9te" w:colFirst="0" w:colLast="0"/>
       <w:bookmarkEnd w:id="6"/>
       <w:r>
+        <w:lastRenderedPageBreak/>
         <w:t>Sprint #1</w:t>
       </w:r>
     </w:p>
@@ -1071,8 +1146,13 @@
             <w:bookmarkStart w:id="7" w:name="_m0rflwcs16jz" w:colFirst="0" w:colLast="0"/>
             <w:bookmarkEnd w:id="7"/>
             <w:r>
-              <w:t>Sprint #1  Goals</w:t>
-            </w:r>
+              <w:t>Sprint #</w:t>
+            </w:r>
+            <w:proofErr w:type="gramStart"/>
+            <w:r>
+              <w:t>1  Goals</w:t>
+            </w:r>
+            <w:proofErr w:type="gramEnd"/>
           </w:p>
           <w:p>
             <w:pPr>
@@ -1134,7 +1214,7 @@
                           <pic:cNvPicPr/>
                         </pic:nvPicPr>
                         <pic:blipFill>
-                          <a:blip r:embed="rId10"/>
+                          <a:blip r:embed="rId11"/>
                           <a:stretch>
                             <a:fillRect/>
                           </a:stretch>
@@ -1181,10 +1261,18 @@
               <w:spacing w:line="240" w:lineRule="auto"/>
             </w:pPr>
             <w:r>
-              <w:t>Finish my ERD</w:t>
-            </w:r>
-            <w:r>
-              <w:t xml:space="preserve">  and wireframe</w:t>
+              <w:t xml:space="preserve">Finish my </w:t>
+            </w:r>
+            <w:proofErr w:type="gramStart"/>
+            <w:r>
+              <w:t>ERD</w:t>
+            </w:r>
+            <w:r>
+              <w:t xml:space="preserve">  and</w:t>
+            </w:r>
+            <w:proofErr w:type="gramEnd"/>
+            <w:r>
+              <w:t xml:space="preserve"> wireframe</w:t>
             </w:r>
           </w:p>
         </w:tc>
@@ -2006,7 +2094,23 @@
                 <w:b/>
                 <w:bCs/>
               </w:rPr>
-              <w:t>Progress Review  (100+ words)</w:t>
+              <w:t xml:space="preserve">Progress </w:t>
+            </w:r>
+            <w:proofErr w:type="gramStart"/>
+            <w:r>
+              <w:rPr>
+                <w:b/>
+                <w:bCs/>
+              </w:rPr>
+              <w:t>Review  (</w:t>
+            </w:r>
+            <w:proofErr w:type="gramEnd"/>
+            <w:r>
+              <w:rPr>
+                <w:b/>
+                <w:bCs/>
+              </w:rPr>
+              <w:t>100+ words)</w:t>
             </w:r>
           </w:p>
         </w:tc>
@@ -2152,6 +2256,7 @@
       <w:bookmarkStart w:id="10" w:name="_glqkyccsy55h" w:colFirst="0" w:colLast="0"/>
       <w:bookmarkEnd w:id="10"/>
       <w:r>
+        <w:lastRenderedPageBreak/>
         <w:t>Sprint #2</w:t>
       </w:r>
     </w:p>
@@ -2193,8 +2298,13 @@
             <w:bookmarkStart w:id="11" w:name="_54dx6as8tvnm" w:colFirst="0" w:colLast="0"/>
             <w:bookmarkEnd w:id="11"/>
             <w:r>
-              <w:t>Sprint #2  Goals</w:t>
-            </w:r>
+              <w:t>Sprint #</w:t>
+            </w:r>
+            <w:proofErr w:type="gramStart"/>
+            <w:r>
+              <w:t>2  Goals</w:t>
+            </w:r>
+            <w:proofErr w:type="gramEnd"/>
           </w:p>
           <w:p>
             <w:pPr>
@@ -2519,8 +2629,21 @@
       </w:pPr>
       <w:bookmarkStart w:id="13" w:name="_qkkrxelvhheh" w:colFirst="0" w:colLast="0"/>
       <w:bookmarkEnd w:id="13"/>
+      <w:proofErr w:type="spellStart"/>
       <w:r>
-        <w:t>WebPage Design Improvements (if any)- Wireframe/Sketches/Pallette/Font etc</w:t>
+        <w:t>WebPage</w:t>
+      </w:r>
+      <w:proofErr w:type="spellEnd"/>
+      <w:r>
+        <w:t xml:space="preserve"> Design Improvements (if any)- Wireframe/Sketches/</w:t>
+      </w:r>
+      <w:proofErr w:type="spellStart"/>
+      <w:r>
+        <w:t>Pallette</w:t>
+      </w:r>
+      <w:proofErr w:type="spellEnd"/>
+      <w:r>
+        <w:t>/Font etc</w:t>
       </w:r>
     </w:p>
     <w:tbl>
@@ -3511,7 +3634,23 @@
                 <w:b/>
                 <w:bCs/>
               </w:rPr>
-              <w:t>Progress Review  (100+ words)</w:t>
+              <w:t xml:space="preserve">Progress </w:t>
+            </w:r>
+            <w:proofErr w:type="gramStart"/>
+            <w:r>
+              <w:rPr>
+                <w:b/>
+                <w:bCs/>
+              </w:rPr>
+              <w:t>Review  (</w:t>
+            </w:r>
+            <w:proofErr w:type="gramEnd"/>
+            <w:r>
+              <w:rPr>
+                <w:b/>
+                <w:bCs/>
+              </w:rPr>
+              <w:t>100+ words)</w:t>
             </w:r>
           </w:p>
         </w:tc>
@@ -3589,6 +3728,7 @@
       <w:bookmarkStart w:id="16" w:name="_nyi0pap57hr1" w:colFirst="0" w:colLast="0"/>
       <w:bookmarkEnd w:id="16"/>
       <w:r>
+        <w:lastRenderedPageBreak/>
         <w:t>Sprint #3</w:t>
       </w:r>
     </w:p>
@@ -3956,8 +4096,21 @@
       </w:pPr>
       <w:bookmarkStart w:id="19" w:name="_17ypufns5no4" w:colFirst="0" w:colLast="0"/>
       <w:bookmarkEnd w:id="19"/>
+      <w:proofErr w:type="spellStart"/>
       <w:r>
-        <w:t>WebPage Design Improvements (if any)- Wireframe/Sketches/Pallette/Font etc</w:t>
+        <w:t>WebPage</w:t>
+      </w:r>
+      <w:proofErr w:type="spellEnd"/>
+      <w:r>
+        <w:t xml:space="preserve"> Design Improvements (if any)- Wireframe/Sketches/</w:t>
+      </w:r>
+      <w:proofErr w:type="spellStart"/>
+      <w:r>
+        <w:t>Pallette</w:t>
+      </w:r>
+      <w:proofErr w:type="spellEnd"/>
+      <w:r>
+        <w:t>/Font etc</w:t>
       </w:r>
     </w:p>
     <w:tbl>
@@ -4980,7 +5133,23 @@
                 <w:sz w:val="20"/>
                 <w:szCs w:val="20"/>
               </w:rPr>
-              <w:t>Discuss how planning, testing and trialling led to the development of a high-quality digital technologies outcome.</w:t>
+              <w:t xml:space="preserve">Discuss how planning, testing and trialling led to the development of a high-quality digital </w:t>
+            </w:r>
+            <w:proofErr w:type="gramStart"/>
+            <w:r>
+              <w:rPr>
+                <w:sz w:val="20"/>
+                <w:szCs w:val="20"/>
+              </w:rPr>
+              <w:t>technologies</w:t>
+            </w:r>
+            <w:proofErr w:type="gramEnd"/>
+            <w:r>
+              <w:rPr>
+                <w:sz w:val="20"/>
+                <w:szCs w:val="20"/>
+              </w:rPr>
+              <w:t xml:space="preserve"> outcome.</w:t>
             </w:r>
           </w:p>
         </w:tc>
@@ -5374,6 +5543,7 @@
       <w:bookmarkStart w:id="24" w:name="_rvpyyvdssowd" w:colFirst="0" w:colLast="0"/>
       <w:bookmarkEnd w:id="24"/>
       <w:r>
+        <w:lastRenderedPageBreak/>
         <w:t>Marking Schedules:  For Teacher use only</w:t>
       </w:r>
     </w:p>
@@ -5396,7 +5566,7 @@
       <w:r>
         <w:t xml:space="preserve">NZQA: </w:t>
       </w:r>
-      <w:hyperlink r:id="rId11">
+      <w:hyperlink r:id="rId12">
         <w:r>
           <w:rPr>
             <w:color w:val="1155CC"/>
@@ -6078,7 +6248,25 @@
                 <w:sz w:val="20"/>
                 <w:szCs w:val="20"/>
               </w:rPr>
-              <w:t>No problems with structure and datatypes in the table. No wildcard queries, JOIN’s used efficiently.</w:t>
+              <w:t xml:space="preserve">No problems with structure and datatypes in the table. No wildcard queries, </w:t>
+            </w:r>
+            <w:proofErr w:type="gramStart"/>
+            <w:r>
+              <w:rPr>
+                <w:rFonts w:ascii="Arial" w:eastAsia="Arial" w:hAnsi="Arial" w:cs="Arial"/>
+                <w:sz w:val="20"/>
+                <w:szCs w:val="20"/>
+              </w:rPr>
+              <w:t>JOIN’s</w:t>
+            </w:r>
+            <w:proofErr w:type="gramEnd"/>
+            <w:r>
+              <w:rPr>
+                <w:rFonts w:ascii="Arial" w:eastAsia="Arial" w:hAnsi="Arial" w:cs="Arial"/>
+                <w:sz w:val="20"/>
+                <w:szCs w:val="20"/>
+              </w:rPr>
+              <w:t xml:space="preserve"> used efficiently.</w:t>
             </w:r>
           </w:p>
           <w:p>
@@ -6447,6 +6635,7 @@
       <w:bookmarkStart w:id="27" w:name="_mzq84ivx5lfn" w:colFirst="0" w:colLast="0"/>
       <w:bookmarkEnd w:id="27"/>
       <w:r>
+        <w:lastRenderedPageBreak/>
         <w:t>AS91893 - Use advanced techniques to develop a digital media outcome</w:t>
       </w:r>
     </w:p>
@@ -6516,7 +6705,7 @@
         </w:rPr>
         <w:tab/>
       </w:r>
-      <w:hyperlink r:id="rId12">
+      <w:hyperlink r:id="rId13">
         <w:r>
           <w:rPr>
             <w:color w:val="1155CC"/>
@@ -7184,7 +7373,55 @@
                 <w:sz w:val="20"/>
                 <w:szCs w:val="20"/>
               </w:rPr>
-              <w:t>Decent HCI. Eg. generally shows “consistency and standards”,  and/or “help and documentation” by having an about page.</w:t>
+              <w:t xml:space="preserve">Decent HCI. </w:t>
+            </w:r>
+            <w:proofErr w:type="spellStart"/>
+            <w:r>
+              <w:rPr>
+                <w:sz w:val="20"/>
+                <w:szCs w:val="20"/>
+              </w:rPr>
+              <w:t>Eg.</w:t>
+            </w:r>
+            <w:proofErr w:type="spellEnd"/>
+            <w:r>
+              <w:rPr>
+                <w:sz w:val="20"/>
+                <w:szCs w:val="20"/>
+              </w:rPr>
+              <w:t xml:space="preserve"> </w:t>
+            </w:r>
+            <w:proofErr w:type="gramStart"/>
+            <w:r>
+              <w:rPr>
+                <w:sz w:val="20"/>
+                <w:szCs w:val="20"/>
+              </w:rPr>
+              <w:t>generally</w:t>
+            </w:r>
+            <w:proofErr w:type="gramEnd"/>
+            <w:r>
+              <w:rPr>
+                <w:sz w:val="20"/>
+                <w:szCs w:val="20"/>
+              </w:rPr>
+              <w:t xml:space="preserve"> shows “consistency and standards</w:t>
+            </w:r>
+            <w:proofErr w:type="gramStart"/>
+            <w:r>
+              <w:rPr>
+                <w:sz w:val="20"/>
+                <w:szCs w:val="20"/>
+              </w:rPr>
+              <w:t>”,  and</w:t>
+            </w:r>
+            <w:proofErr w:type="gramEnd"/>
+            <w:r>
+              <w:rPr>
+                <w:sz w:val="20"/>
+                <w:szCs w:val="20"/>
+              </w:rPr>
+              <w:t>/or “help and documentation” by having an about page.</w:t>
             </w:r>
           </w:p>
         </w:tc>
@@ -7263,7 +7500,23 @@
                 <w:sz w:val="20"/>
                 <w:szCs w:val="20"/>
               </w:rPr>
-              <w:t>Has met relevant implications like NOT used copyright material, addresses privacy by keeping data safe (eg hashed passwords) etc.</w:t>
+              <w:t>Has met relevant implications like NOT used copyright material, addresses privacy by keeping data safe (</w:t>
+            </w:r>
+            <w:proofErr w:type="spellStart"/>
+            <w:r>
+              <w:rPr>
+                <w:sz w:val="20"/>
+                <w:szCs w:val="20"/>
+              </w:rPr>
+              <w:t>eg</w:t>
+            </w:r>
+            <w:proofErr w:type="spellEnd"/>
+            <w:r>
+              <w:rPr>
+                <w:sz w:val="20"/>
+                <w:szCs w:val="20"/>
+              </w:rPr>
+              <w:t xml:space="preserve"> hashed passwords) etc.</w:t>
             </w:r>
           </w:p>
         </w:tc>
@@ -7503,7 +7756,39 @@
                 <w:sz w:val="20"/>
                 <w:szCs w:val="20"/>
               </w:rPr>
-              <w:t>Kept a good log, used github to keep backups and record of work, lots of commits on github.</w:t>
+              <w:t xml:space="preserve">Kept a good log, used </w:t>
+            </w:r>
+            <w:proofErr w:type="spellStart"/>
+            <w:r>
+              <w:rPr>
+                <w:sz w:val="20"/>
+                <w:szCs w:val="20"/>
+              </w:rPr>
+              <w:t>github</w:t>
+            </w:r>
+            <w:proofErr w:type="spellEnd"/>
+            <w:r>
+              <w:rPr>
+                <w:sz w:val="20"/>
+                <w:szCs w:val="20"/>
+              </w:rPr>
+              <w:t xml:space="preserve"> to keep backups and record of work, lots of commits on </w:t>
+            </w:r>
+            <w:proofErr w:type="spellStart"/>
+            <w:r>
+              <w:rPr>
+                <w:sz w:val="20"/>
+                <w:szCs w:val="20"/>
+              </w:rPr>
+              <w:t>github</w:t>
+            </w:r>
+            <w:proofErr w:type="spellEnd"/>
+            <w:r>
+              <w:rPr>
+                <w:sz w:val="20"/>
+                <w:szCs w:val="20"/>
+              </w:rPr>
+              <w:t>.</w:t>
             </w:r>
           </w:p>
         </w:tc>
@@ -7562,6 +7847,7 @@
       <w:bookmarkStart w:id="29" w:name="_rfqm195kvw0i" w:colFirst="0" w:colLast="0"/>
       <w:bookmarkEnd w:id="29"/>
       <w:r>
+        <w:lastRenderedPageBreak/>
         <w:t>AS91896 - Use advanced programming techniques to develop a computer program</w:t>
       </w:r>
     </w:p>
@@ -7640,7 +7926,7 @@
         </w:rPr>
         <w:tab/>
       </w:r>
-      <w:hyperlink r:id="rId13">
+      <w:hyperlink r:id="rId14">
         <w:r>
           <w:rPr>
             <w:color w:val="1155CC"/>
@@ -7915,41 +8201,105 @@
                 <w:sz w:val="20"/>
                 <w:szCs w:val="20"/>
               </w:rPr>
-              <w:t>“creating methods, functions, or procedures that use parameters and/or return values” flask requires that</w:t>
-            </w:r>
-          </w:p>
-          <w:p>
-            <w:pPr>
-              <w:widowControl w:val="0"/>
-              <w:spacing w:line="240" w:lineRule="auto"/>
-              <w:rPr>
-                <w:sz w:val="20"/>
-                <w:szCs w:val="20"/>
-              </w:rPr>
-            </w:pPr>
-            <w:r>
-              <w:rPr>
-                <w:sz w:val="20"/>
-                <w:szCs w:val="20"/>
-              </w:rPr>
-              <w:t>“responding to events generated by a graphical user interface (GUI) ”- links in webpage run routes that do queries</w:t>
-            </w:r>
-          </w:p>
-          <w:p>
-            <w:pPr>
-              <w:widowControl w:val="0"/>
-              <w:spacing w:line="240" w:lineRule="auto"/>
-              <w:rPr>
-                <w:sz w:val="20"/>
-                <w:szCs w:val="20"/>
-              </w:rPr>
-            </w:pPr>
-            <w:r>
-              <w:rPr>
-                <w:sz w:val="20"/>
-                <w:szCs w:val="20"/>
-              </w:rPr>
-              <w:t>“using additional non-core libraries”- using Flask.</w:t>
+              <w:t>“</w:t>
+            </w:r>
+            <w:proofErr w:type="gramStart"/>
+            <w:r>
+              <w:rPr>
+                <w:sz w:val="20"/>
+                <w:szCs w:val="20"/>
+              </w:rPr>
+              <w:t>creating</w:t>
+            </w:r>
+            <w:proofErr w:type="gramEnd"/>
+            <w:r>
+              <w:rPr>
+                <w:sz w:val="20"/>
+                <w:szCs w:val="20"/>
+              </w:rPr>
+              <w:t xml:space="preserve"> methods, functions, or procedures that use parameters and/or return values” flask requires that</w:t>
+            </w:r>
+          </w:p>
+          <w:p>
+            <w:pPr>
+              <w:widowControl w:val="0"/>
+              <w:spacing w:line="240" w:lineRule="auto"/>
+              <w:rPr>
+                <w:sz w:val="20"/>
+                <w:szCs w:val="20"/>
+              </w:rPr>
+            </w:pPr>
+            <w:r>
+              <w:rPr>
+                <w:sz w:val="20"/>
+                <w:szCs w:val="20"/>
+              </w:rPr>
+              <w:t>“</w:t>
+            </w:r>
+            <w:proofErr w:type="gramStart"/>
+            <w:r>
+              <w:rPr>
+                <w:sz w:val="20"/>
+                <w:szCs w:val="20"/>
+              </w:rPr>
+              <w:t>responding</w:t>
+            </w:r>
+            <w:proofErr w:type="gramEnd"/>
+            <w:r>
+              <w:rPr>
+                <w:sz w:val="20"/>
+                <w:szCs w:val="20"/>
+              </w:rPr>
+              <w:t xml:space="preserve"> to events generated by a graphical user interface (GUI</w:t>
+            </w:r>
+            <w:proofErr w:type="gramStart"/>
+            <w:r>
+              <w:rPr>
+                <w:sz w:val="20"/>
+                <w:szCs w:val="20"/>
+              </w:rPr>
+              <w:t>) ”</w:t>
+            </w:r>
+            <w:proofErr w:type="gramEnd"/>
+            <w:r>
+              <w:rPr>
+                <w:sz w:val="20"/>
+                <w:szCs w:val="20"/>
+              </w:rPr>
+              <w:t>- links in webpage run routes that do queries</w:t>
+            </w:r>
+          </w:p>
+          <w:p>
+            <w:pPr>
+              <w:widowControl w:val="0"/>
+              <w:spacing w:line="240" w:lineRule="auto"/>
+              <w:rPr>
+                <w:sz w:val="20"/>
+                <w:szCs w:val="20"/>
+              </w:rPr>
+            </w:pPr>
+            <w:r>
+              <w:rPr>
+                <w:sz w:val="20"/>
+                <w:szCs w:val="20"/>
+              </w:rPr>
+              <w:t>“</w:t>
+            </w:r>
+            <w:proofErr w:type="gramStart"/>
+            <w:r>
+              <w:rPr>
+                <w:sz w:val="20"/>
+                <w:szCs w:val="20"/>
+              </w:rPr>
+              <w:t>using</w:t>
+            </w:r>
+            <w:proofErr w:type="gramEnd"/>
+            <w:r>
+              <w:rPr>
+                <w:sz w:val="20"/>
+                <w:szCs w:val="20"/>
+              </w:rPr>
+              <w:t xml:space="preserve"> additional non-core libraries”- using Flask.</w:t>
             </w:r>
           </w:p>
         </w:tc>
@@ -8028,7 +8378,23 @@
                 <w:sz w:val="20"/>
                 <w:szCs w:val="20"/>
               </w:rPr>
-              <w:t>Some code comments, code layed out relatively cleanly with constants/variable at the top, routes and functions after.</w:t>
+              <w:t xml:space="preserve">Some code comments, code </w:t>
+            </w:r>
+            <w:proofErr w:type="spellStart"/>
+            <w:r>
+              <w:rPr>
+                <w:sz w:val="20"/>
+                <w:szCs w:val="20"/>
+              </w:rPr>
+              <w:t>layed</w:t>
+            </w:r>
+            <w:proofErr w:type="spellEnd"/>
+            <w:r>
+              <w:rPr>
+                <w:sz w:val="20"/>
+                <w:szCs w:val="20"/>
+              </w:rPr>
+              <w:t xml:space="preserve"> out relatively cleanly with constants/variable at the top, routes and functions after.</w:t>
             </w:r>
           </w:p>
         </w:tc>
@@ -8342,7 +8708,23 @@
                 <w:sz w:val="20"/>
                 <w:szCs w:val="20"/>
               </w:rPr>
-              <w:t>PEP8 Followed. Use Pylint or similar and check linting.</w:t>
+              <w:t xml:space="preserve">PEP8 Followed. Use </w:t>
+            </w:r>
+            <w:proofErr w:type="spellStart"/>
+            <w:r>
+              <w:rPr>
+                <w:sz w:val="20"/>
+                <w:szCs w:val="20"/>
+              </w:rPr>
+              <w:t>Pylint</w:t>
+            </w:r>
+            <w:proofErr w:type="spellEnd"/>
+            <w:r>
+              <w:rPr>
+                <w:sz w:val="20"/>
+                <w:szCs w:val="20"/>
+              </w:rPr>
+              <w:t xml:space="preserve"> or similar and check linting.</w:t>
             </w:r>
           </w:p>
         </w:tc>
@@ -8577,7 +8959,39 @@
                 <w:sz w:val="20"/>
                 <w:szCs w:val="20"/>
               </w:rPr>
-              <w:t>Enhanced program, e.g. functions that aren’t routes to make the code cleaner (eg query_db). Neat and logical code.</w:t>
+              <w:t>Enhanced program, e.g. functions that aren’t routes to make the code cleaner (</w:t>
+            </w:r>
+            <w:proofErr w:type="spellStart"/>
+            <w:r>
+              <w:rPr>
+                <w:sz w:val="20"/>
+                <w:szCs w:val="20"/>
+              </w:rPr>
+              <w:t>eg</w:t>
+            </w:r>
+            <w:proofErr w:type="spellEnd"/>
+            <w:r>
+              <w:rPr>
+                <w:sz w:val="20"/>
+                <w:szCs w:val="20"/>
+              </w:rPr>
+              <w:t xml:space="preserve"> </w:t>
+            </w:r>
+            <w:proofErr w:type="spellStart"/>
+            <w:r>
+              <w:rPr>
+                <w:sz w:val="20"/>
+                <w:szCs w:val="20"/>
+              </w:rPr>
+              <w:t>query_db</w:t>
+            </w:r>
+            <w:proofErr w:type="spellEnd"/>
+            <w:r>
+              <w:rPr>
+                <w:sz w:val="20"/>
+                <w:szCs w:val="20"/>
+              </w:rPr>
+              <w:t>). Neat and logical code.</w:t>
             </w:r>
           </w:p>
         </w:tc>
@@ -8657,7 +9071,23 @@
                 <w:sz w:val="20"/>
                 <w:szCs w:val="20"/>
               </w:rPr>
-              <w:t>Great structure making code easy to extend. Unbreakable code. Eg. Error-404 and error 505 handlers</w:t>
+              <w:t xml:space="preserve">Great structure making code easy to extend. Unbreakable code. </w:t>
+            </w:r>
+            <w:proofErr w:type="spellStart"/>
+            <w:r>
+              <w:rPr>
+                <w:sz w:val="20"/>
+                <w:szCs w:val="20"/>
+              </w:rPr>
+              <w:t>Eg.</w:t>
+            </w:r>
+            <w:proofErr w:type="spellEnd"/>
+            <w:r>
+              <w:rPr>
+                <w:sz w:val="20"/>
+                <w:szCs w:val="20"/>
+              </w:rPr>
+              <w:t xml:space="preserve"> Error-404 and error 505 handlers</w:t>
             </w:r>
           </w:p>
         </w:tc>
@@ -8737,7 +9167,25 @@
                 <w:sz w:val="20"/>
                 <w:szCs w:val="20"/>
               </w:rPr>
-              <w:t>Unbreakable code with a lot of tests done for every testable element of the program including unexpected input like a non existent route or page returning custom error 404 handler</w:t>
+              <w:t xml:space="preserve">Unbreakable code with a lot of tests done for every testable element of the program including unexpected input like a </w:t>
+            </w:r>
+            <w:proofErr w:type="spellStart"/>
+            <w:proofErr w:type="gramStart"/>
+            <w:r>
+              <w:rPr>
+                <w:sz w:val="20"/>
+                <w:szCs w:val="20"/>
+              </w:rPr>
+              <w:t>non existent</w:t>
+            </w:r>
+            <w:proofErr w:type="spellEnd"/>
+            <w:proofErr w:type="gramEnd"/>
+            <w:r>
+              <w:rPr>
+                <w:sz w:val="20"/>
+                <w:szCs w:val="20"/>
+              </w:rPr>
+              <w:t xml:space="preserve"> route or page returning custom error 404 handler</w:t>
             </w:r>
           </w:p>
         </w:tc>
@@ -8767,10 +9215,10 @@
     </w:tbl>
     <w:p/>
     <w:sectPr>
-      <w:headerReference w:type="default" r:id="rId14"/>
-      <w:footerReference w:type="default" r:id="rId15"/>
-      <w:headerReference w:type="first" r:id="rId16"/>
-      <w:footerReference w:type="first" r:id="rId17"/>
+      <w:headerReference w:type="default" r:id="rId15"/>
+      <w:footerReference w:type="default" r:id="rId16"/>
+      <w:headerReference w:type="first" r:id="rId17"/>
+      <w:footerReference w:type="first" r:id="rId18"/>
       <w:pgSz w:w="11906" w:h="16838"/>
       <w:pgMar w:top="720" w:right="720" w:bottom="720" w:left="720" w:header="720" w:footer="720" w:gutter="0"/>
       <w:pgNumType w:start="1"/>
@@ -8865,7 +9313,39 @@
         <w:sz w:val="16"/>
         <w:szCs w:val="16"/>
       </w:rPr>
-      <w:t>Attribution-NonCommercial-ShareAlike 4.0 International (</w:t>
+      <w:t>Attribution-</w:t>
+    </w:r>
+    <w:proofErr w:type="spellStart"/>
+    <w:r>
+      <w:rPr>
+        <w:sz w:val="16"/>
+        <w:szCs w:val="16"/>
+      </w:rPr>
+      <w:t>NonCommercial</w:t>
+    </w:r>
+    <w:proofErr w:type="spellEnd"/>
+    <w:r>
+      <w:rPr>
+        <w:sz w:val="16"/>
+        <w:szCs w:val="16"/>
+      </w:rPr>
+      <w:t>-</w:t>
+    </w:r>
+    <w:proofErr w:type="spellStart"/>
+    <w:r>
+      <w:rPr>
+        <w:sz w:val="16"/>
+        <w:szCs w:val="16"/>
+      </w:rPr>
+      <w:t>ShareAlike</w:t>
+    </w:r>
+    <w:proofErr w:type="spellEnd"/>
+    <w:r>
+      <w:rPr>
+        <w:sz w:val="16"/>
+        <w:szCs w:val="16"/>
+      </w:rPr>
+      <w:t xml:space="preserve"> 4.0 International (</w:t>
     </w:r>
     <w:hyperlink r:id="rId2">
       <w:r>
@@ -8965,7 +9445,39 @@
         <w:sz w:val="16"/>
         <w:szCs w:val="16"/>
       </w:rPr>
-      <w:t>Attribution-NonCommercial-ShareAlike 4.0 International (</w:t>
+      <w:t>Attribution-</w:t>
+    </w:r>
+    <w:proofErr w:type="spellStart"/>
+    <w:r>
+      <w:rPr>
+        <w:sz w:val="16"/>
+        <w:szCs w:val="16"/>
+      </w:rPr>
+      <w:t>NonCommercial</w:t>
+    </w:r>
+    <w:proofErr w:type="spellEnd"/>
+    <w:r>
+      <w:rPr>
+        <w:sz w:val="16"/>
+        <w:szCs w:val="16"/>
+      </w:rPr>
+      <w:t>-</w:t>
+    </w:r>
+    <w:proofErr w:type="spellStart"/>
+    <w:r>
+      <w:rPr>
+        <w:sz w:val="16"/>
+        <w:szCs w:val="16"/>
+      </w:rPr>
+      <w:t>ShareAlike</w:t>
+    </w:r>
+    <w:proofErr w:type="spellEnd"/>
+    <w:r>
+      <w:rPr>
+        <w:sz w:val="16"/>
+        <w:szCs w:val="16"/>
+      </w:rPr>
+      <w:t xml:space="preserve"> 4.0 International (</w:t>
     </w:r>
     <w:hyperlink r:id="rId2">
       <w:r>
@@ -9054,7 +9566,7 @@
           <v:path o:extrusionok="f" gradientshapeok="t" o:connecttype="rect"/>
           <o:lock v:ext="edit" aspectratio="t"/>
         </v:shapetype>
-        <v:shape id="WordPictureWatermark2" o:spid="_x0000_s1026" type="#_x0000_t75" alt="" style="position:absolute;margin-left:631.35pt;margin-top:0;width:261.65pt;height:263.4pt;z-index:-251657728;mso-position-horizontal:right;mso-position-horizontal-relative:margin;mso-position-vertical:bottom;mso-position-vertical-relative:margin">
+        <v:shape id="WordPictureWatermark2" o:spid="_x0000_s1026" type="#_x0000_t75" alt="" style="position:absolute;margin-left:841.8pt;margin-top:0;width:261.65pt;height:263.4pt;z-index:-251657728;mso-position-horizontal:right;mso-position-horizontal-relative:margin;mso-position-vertical:bottom;mso-position-vertical-relative:margin">
           <v:imagedata r:id="rId1" o:title="image3" gain="19661f" blacklevel="22938f"/>
           <w10:wrap anchorx="margin" anchory="margin"/>
         </v:shape>

--- a/L2 Web Application Development Log.docx
+++ b/L2 Web Application Development Log.docx
@@ -574,6 +574,9 @@
               <w:spacing w:line="240" w:lineRule="auto"/>
             </w:pPr>
             <w:r>
+              <w:rPr>
+                <w:noProof/>
+              </w:rPr>
               <w:drawing>
                 <wp:anchor distT="0" distB="0" distL="114300" distR="114300" simplePos="0" relativeHeight="251660288" behindDoc="0" locked="0" layoutInCell="1" allowOverlap="1" wp14:anchorId="44FD6722" wp14:editId="2848C2BB">
                   <wp:simplePos x="0" y="0"/>
@@ -2138,6 +2141,13 @@
               </w:pBdr>
               <w:spacing w:line="240" w:lineRule="auto"/>
             </w:pPr>
+            <w:r>
+              <w:t xml:space="preserve">This Sprint did not quite go as expected I was hoping to get a lot further than I did although I managed to </w:t>
+            </w:r>
+            <w:r>
+              <w:lastRenderedPageBreak/>
+              <w:t>get the index page well designed and put together with the HTML and the CSS styling I was hoping to have more of the functionality with the database completed I managed to get dynamic routing completed with the dummy data in the database pulled through but I’m yet to have the forms completed so that a user is able to sign up and add a profile successfully each of the bio pages are just empty at the moment and that needs to be fixed Also I haven’t styled the footer.</w:t>
+            </w:r>
           </w:p>
           <w:p>
             <w:pPr>
@@ -9566,7 +9576,7 @@
           <v:path o:extrusionok="f" gradientshapeok="t" o:connecttype="rect"/>
           <o:lock v:ext="edit" aspectratio="t"/>
         </v:shapetype>
-        <v:shape id="WordPictureWatermark2" o:spid="_x0000_s1026" type="#_x0000_t75" alt="" style="position:absolute;margin-left:841.8pt;margin-top:0;width:261.65pt;height:263.4pt;z-index:-251657728;mso-position-horizontal:right;mso-position-horizontal-relative:margin;mso-position-vertical:bottom;mso-position-vertical-relative:margin">
+        <v:shape id="WordPictureWatermark2" o:spid="_x0000_s1026" type="#_x0000_t75" alt="" style="position:absolute;margin-left:1052.25pt;margin-top:0;width:261.65pt;height:263.4pt;z-index:-251657728;mso-position-horizontal:right;mso-position-horizontal-relative:margin;mso-position-vertical:bottom;mso-position-vertical-relative:margin">
           <v:imagedata r:id="rId1" o:title="image3" gain="19661f" blacklevel="22938f"/>
           <w10:wrap anchorx="margin" anchory="margin"/>
         </v:shape>
